--- a/ky/wisdom-stories/expressions-you-should-stay-away-from.docx
+++ b/ky/wisdom-stories/expressions-you-should-stay-away-from.docx
@@ -75,7 +75,7 @@
           <w:sz w:val="22"/>
           <w:lang w:val="ky-KG"/>
         </w:rPr>
-        <w:t>Бул сөз жубайыңызга анын ой-сезимдерин баркка албай, өзүн басынтып жаткандай угулат. Анын ордуна жумшак гана: «Мен сендей ойлобойм, бул маселеде сага толук кошула албайм», — десеңиз, анын пикирин эске аларыңызды көрсөтүп, ортоңуздардагы сый-урматты сактайсыз.</w:t>
+        <w:t>Бул сөз жубайыңызга анын ой-сезимдерин баркка албай, өзүн басынтып, аны түшүнбөгөнүңүздү сездирип жаткандай угулат. Анын ордуна жумшак гана: «Мен сендей ойлобойм, бул маселеде сага толук кошула албайм», — десеңиз, өз оюңузду билдирип, ортоңуздардагы сый-урматты сактайсыз.</w:t>
       </w:r>
     </w:p>
     <w:p>
@@ -243,7 +243,7 @@
           <w:sz w:val="22"/>
           <w:lang w:val="ky-KG"/>
         </w:rPr>
-        <w:t xml:space="preserve">Сабак: </w:t>
+        <w:t>Сабак: Сөз эң көп сүйгөн адамыбызды жаралап алышы мүмкүн. Үй-бүлөдө буйрук менен кемсинтүү эмес, сый-урмат жана өтүнүч тили керек.</w:t>
       </w:r>
       <w:r>
         <w:rPr>
@@ -252,7 +252,6 @@
           <w:sz w:val="22"/>
           <w:lang w:val="ky-KG"/>
         </w:rPr>
-        <w:t>Жакыныңдын көңүлүн сөз менен жаралап алба. Үй-бүлөнүн ынтымагы буйруктан эмес, сыйлашып сүйлөшүүдөн бекемделет.</w:t>
       </w:r>
     </w:p>
     <w:p>
@@ -272,7 +271,7 @@
           <w:sz w:val="18"/>
           <w:lang w:val="ky-KG"/>
         </w:rPr>
-        <w:t>Окуя ачык интернет булактарынан алынды.</w:t>
+        <w:t>Аңгемелер ачык интернет булактарынан алынган, иллюстрациялар болсо ЖИ менен түзүлгөн.</w:t>
       </w:r>
     </w:p>
     <w:sectPr>
